--- a/eng/docx/024.content.docx
+++ b/eng/docx/024.content.docx
@@ -19,7 +19,7 @@
         <w:rPr>
           <w:lang w:val="en_US" w:bidi="en_US"/>
         </w:rPr>
-        <w:t>Resource: Images (SRV)</w:t>
+        <w:t>Resource: Familiarization, Internalization, Articulation (Fia) Images</w:t>
       </w:r>
       <w:r>
         <w:rPr>
@@ -90,7 +90,7 @@
         <w:rPr>
           <w:lang w:val="en_US" w:bidi="en_US"/>
         </w:rPr>
-        <w:t>Images (SRV)</w:t>
+        <w:t>Familiarization, Internalization, Articulation (Fia) Images</w:t>
       </w:r>
     </w:p>
     <w:p>
@@ -144,26 +144,6 @@
       </w:r>
       <w:r>
         <w:rPr>
-          <w:i/>
-          <w:lang w:val="en_US" w:bidi="en_US"/>
-        </w:rPr>
-        <w:t>Yogurt, Yogurt, Yogurt, Yogurt, Yoke, Yoke, Young Donkey</w:t>
-      </w:r>
-      <w:r>
-        <w:rPr>
-          <w:lang w:val="en_US" w:bidi="en_US"/>
-        </w:rPr>
-      </w:r>
-    </w:p>
-    <w:p>
-      <w:pPr/>
-      <w:r>
-        <w:rPr>
-          <w:lang w:val="en_US" w:bidi="en_US"/>
-        </w:rPr>
-      </w:r>
-      <w:r>
-        <w:rPr>
           <w:lang w:val="en_US" w:bidi="en_US"/>
         </w:rPr>
         <w:t xml:space="preserve"> </w:t>
@@ -228,6 +208,11 @@
         </w:rPr>
         <w:t>Image Content</w:t>
       </w:r>
+      <w:r>
+        <w:rPr>
+          <w:lang w:val="en_US" w:bidi="en_US"/>
+        </w:rPr>
+      </w:r>
     </w:p>
     <w:p>
       <w:pPr/>
@@ -238,92 +223,39 @@
       </w:r>
     </w:p>
     <w:p>
-      <w:r/>
-    </w:p>
-    <w:p>
-      <w:r>
-        <w:t>&lt;image: https://cdn.aquifer.bible/aquifer-content/resources/FIAImages/yogurt.jpg&gt;</w:t>
-      </w:r>
-    </w:p>
-    <w:p>
-      <w:pPr/>
-      <w:r>
-        <w:rPr>
-          <w:lang w:val="en_US" w:bidi="en_US"/>
-        </w:rPr>
-      </w:r>
-      <w:hyperlink r:id="rId13">
-        <w:r>
-          <w:rPr>
-            <w:lang w:val="en_US" w:bidi="en_US"/>
-          </w:rPr>
-          <w:rPr>
-            <w:color w:val="0000EE"/>
-            <w:u w:val="single"/>
-          </w:rPr>
-          <w:t>link</w:t>
-        </w:r>
-      </w:hyperlink>
-      <w:r>
-        <w:rPr>
-          <w:lang w:val="en_US" w:bidi="en_US"/>
-        </w:rPr>
-      </w:r>
-      <w:r>
-        <w:rPr>
-          <w:lang w:val="en_US" w:bidi="en_US"/>
-        </w:rPr>
-      </w:r>
-    </w:p>
-    <w:p>
-      <w:pPr/>
-      <w:r>
-        <w:rPr>
-          <w:lang w:val="en_US" w:bidi="en_US"/>
-        </w:rPr>
-      </w:r>
-    </w:p>
-    <w:p>
-      <w:pPr>
-        <w:pStyle w:val="Heading2"/>
-      </w:pPr>
-      <w:r>
-        <w:rPr>
-          <w:lang w:val="en_US" w:bidi="en_US"/>
-        </w:rPr>
-        <w:t>Yogurt</w:t>
-      </w:r>
-      <w:r>
-        <w:rPr>
-          <w:lang w:val="en_US" w:bidi="en_US"/>
-        </w:rPr>
-      </w:r>
-    </w:p>
-    <w:p>
-      <w:pPr>
-        <w:pStyle w:val="Heading4"/>
-      </w:pPr>
-      <w:r>
-        <w:rPr>
-          <w:lang w:val="en_US" w:bidi="en_US"/>
-        </w:rPr>
-        <w:t>Image Content</w:t>
-      </w:r>
-    </w:p>
-    <w:p>
-      <w:pPr/>
-      <w:r>
-        <w:rPr>
-          <w:lang w:val="en_US" w:bidi="en_US"/>
-        </w:rPr>
-      </w:r>
-    </w:p>
-    <w:p>
-      <w:r/>
-    </w:p>
-    <w:p>
-      <w:r>
-        <w:t>&lt;image: https://cdn.aquifer.bible/aquifer-content/resources/FIAImages/yoghurt-detail.jpg&gt;</w:t>
+      <w:r>
+        <w:drawing>
+          <wp:inline xmlns:a="http://schemas.openxmlformats.org/drawingml/2006/main" xmlns:pic="http://schemas.openxmlformats.org/drawingml/2006/picture">
+            <wp:extent cx="6096000" cy="3438144"/>
+            <wp:docPr id="1" name="Picture 1"/>
+            <wp:cNvGraphicFramePr>
+              <a:graphicFrameLocks noChangeAspect="1"/>
+            </wp:cNvGraphicFramePr>
+            <a:graphic>
+              <a:graphicData uri="http://schemas.openxmlformats.org/drawingml/2006/picture">
+                <pic:pic>
+                  <pic:nvPicPr>
+                    <pic:cNvPr id="0" name="image.jpg"/>
+                    <pic:cNvPicPr/>
+                  </pic:nvPicPr>
+                  <pic:blipFill>
+                    <a:blip r:embed="rId13"/>
+                    <a:stretch>
+                      <a:fillRect/>
+                    </a:stretch>
+                  </pic:blipFill>
+                  <pic:spPr>
+                    <a:xfrm>
+                      <a:off x="0" y="0"/>
+                      <a:ext cx="6096000" cy="3438144"/>
+                    </a:xfrm>
+                    <a:prstGeom prst="rect"/>
+                  </pic:spPr>
+                </pic:pic>
+              </a:graphicData>
+            </a:graphic>
+          </wp:inline>
+        </w:drawing>
       </w:r>
     </w:p>
     <w:p>
@@ -390,6 +322,11 @@
         </w:rPr>
         <w:t>Image Content</w:t>
       </w:r>
+      <w:r>
+        <w:rPr>
+          <w:lang w:val="en_US" w:bidi="en_US"/>
+        </w:rPr>
+      </w:r>
     </w:p>
     <w:p>
       <w:pPr/>
@@ -400,92 +337,39 @@
       </w:r>
     </w:p>
     <w:p>
-      <w:r/>
-    </w:p>
-    <w:p>
-      <w:r>
-        <w:t>&lt;image: https://cdn.aquifer.bible/aquifer-content/resources/FIAImages/yoghurt-medium.jpg&gt;</w:t>
-      </w:r>
-    </w:p>
-    <w:p>
-      <w:pPr/>
-      <w:r>
-        <w:rPr>
-          <w:lang w:val="en_US" w:bidi="en_US"/>
-        </w:rPr>
-      </w:r>
-      <w:hyperlink r:id="rId15">
-        <w:r>
-          <w:rPr>
-            <w:lang w:val="en_US" w:bidi="en_US"/>
-          </w:rPr>
-          <w:rPr>
-            <w:color w:val="0000EE"/>
-            <w:u w:val="single"/>
-          </w:rPr>
-          <w:t>link</w:t>
-        </w:r>
-      </w:hyperlink>
-      <w:r>
-        <w:rPr>
-          <w:lang w:val="en_US" w:bidi="en_US"/>
-        </w:rPr>
-      </w:r>
-      <w:r>
-        <w:rPr>
-          <w:lang w:val="en_US" w:bidi="en_US"/>
-        </w:rPr>
-      </w:r>
-    </w:p>
-    <w:p>
-      <w:pPr/>
-      <w:r>
-        <w:rPr>
-          <w:lang w:val="en_US" w:bidi="en_US"/>
-        </w:rPr>
-      </w:r>
-    </w:p>
-    <w:p>
-      <w:pPr>
-        <w:pStyle w:val="Heading2"/>
-      </w:pPr>
-      <w:r>
-        <w:rPr>
-          <w:lang w:val="en_US" w:bidi="en_US"/>
-        </w:rPr>
-        <w:t>Yogurt</w:t>
-      </w:r>
-      <w:r>
-        <w:rPr>
-          <w:lang w:val="en_US" w:bidi="en_US"/>
-        </w:rPr>
-      </w:r>
-    </w:p>
-    <w:p>
-      <w:pPr>
-        <w:pStyle w:val="Heading4"/>
-      </w:pPr>
-      <w:r>
-        <w:rPr>
-          <w:lang w:val="en_US" w:bidi="en_US"/>
-        </w:rPr>
-        <w:t>Image Content</w:t>
-      </w:r>
-    </w:p>
-    <w:p>
-      <w:pPr/>
-      <w:r>
-        <w:rPr>
-          <w:lang w:val="en_US" w:bidi="en_US"/>
-        </w:rPr>
-      </w:r>
-    </w:p>
-    <w:p>
-      <w:r/>
-    </w:p>
-    <w:p>
-      <w:r>
-        <w:t>&lt;image: https://cdn.aquifer.bible/aquifer-content/resources/FIAImages/yoghurt-wide.jpg&gt;</w:t>
+      <w:r>
+        <w:drawing>
+          <wp:inline xmlns:a="http://schemas.openxmlformats.org/drawingml/2006/main" xmlns:pic="http://schemas.openxmlformats.org/drawingml/2006/picture">
+            <wp:extent cx="6096000" cy="4066032"/>
+            <wp:docPr id="2" name="Picture 2"/>
+            <wp:cNvGraphicFramePr>
+              <a:graphicFrameLocks noChangeAspect="1"/>
+            </wp:cNvGraphicFramePr>
+            <a:graphic>
+              <a:graphicData uri="http://schemas.openxmlformats.org/drawingml/2006/picture">
+                <pic:pic>
+                  <pic:nvPicPr>
+                    <pic:cNvPr id="0" name="image.jpg"/>
+                    <pic:cNvPicPr/>
+                  </pic:nvPicPr>
+                  <pic:blipFill>
+                    <a:blip r:embed="rId15"/>
+                    <a:stretch>
+                      <a:fillRect/>
+                    </a:stretch>
+                  </pic:blipFill>
+                  <pic:spPr>
+                    <a:xfrm>
+                      <a:off x="0" y="0"/>
+                      <a:ext cx="6096000" cy="4066032"/>
+                    </a:xfrm>
+                    <a:prstGeom prst="rect"/>
+                  </pic:spPr>
+                </pic:pic>
+              </a:graphicData>
+            </a:graphic>
+          </wp:inline>
+        </w:drawing>
       </w:r>
     </w:p>
     <w:p>
@@ -534,7 +418,7 @@
         <w:rPr>
           <w:lang w:val="en_US" w:bidi="en_US"/>
         </w:rPr>
-        <w:t>Yoke</w:t>
+        <w:t>Yogurt</w:t>
       </w:r>
       <w:r>
         <w:rPr>
@@ -552,6 +436,11 @@
         </w:rPr>
         <w:t>Image Content</w:t>
       </w:r>
+      <w:r>
+        <w:rPr>
+          <w:lang w:val="en_US" w:bidi="en_US"/>
+        </w:rPr>
+      </w:r>
     </w:p>
     <w:p>
       <w:pPr/>
@@ -562,92 +451,39 @@
       </w:r>
     </w:p>
     <w:p>
-      <w:r/>
-    </w:p>
-    <w:p>
-      <w:r>
-        <w:t>&lt;image: https://cdn.aquifer.bible/aquifer-content/resources/FIAImages/yoke-close-up.jpg&gt;</w:t>
-      </w:r>
-    </w:p>
-    <w:p>
-      <w:pPr/>
-      <w:r>
-        <w:rPr>
-          <w:lang w:val="en_US" w:bidi="en_US"/>
-        </w:rPr>
-      </w:r>
-      <w:hyperlink r:id="rId17">
-        <w:r>
-          <w:rPr>
-            <w:lang w:val="en_US" w:bidi="en_US"/>
-          </w:rPr>
-          <w:rPr>
-            <w:color w:val="0000EE"/>
-            <w:u w:val="single"/>
-          </w:rPr>
-          <w:t>link</w:t>
-        </w:r>
-      </w:hyperlink>
-      <w:r>
-        <w:rPr>
-          <w:lang w:val="en_US" w:bidi="en_US"/>
-        </w:rPr>
-      </w:r>
-      <w:r>
-        <w:rPr>
-          <w:lang w:val="en_US" w:bidi="en_US"/>
-        </w:rPr>
-      </w:r>
-    </w:p>
-    <w:p>
-      <w:pPr/>
-      <w:r>
-        <w:rPr>
-          <w:lang w:val="en_US" w:bidi="en_US"/>
-        </w:rPr>
-      </w:r>
-    </w:p>
-    <w:p>
-      <w:pPr>
-        <w:pStyle w:val="Heading2"/>
-      </w:pPr>
-      <w:r>
-        <w:rPr>
-          <w:lang w:val="en_US" w:bidi="en_US"/>
-        </w:rPr>
-        <w:t>Yoke</w:t>
-      </w:r>
-      <w:r>
-        <w:rPr>
-          <w:lang w:val="en_US" w:bidi="en_US"/>
-        </w:rPr>
-      </w:r>
-    </w:p>
-    <w:p>
-      <w:pPr>
-        <w:pStyle w:val="Heading4"/>
-      </w:pPr>
-      <w:r>
-        <w:rPr>
-          <w:lang w:val="en_US" w:bidi="en_US"/>
-        </w:rPr>
-        <w:t>Image Content</w:t>
-      </w:r>
-    </w:p>
-    <w:p>
-      <w:pPr/>
-      <w:r>
-        <w:rPr>
-          <w:lang w:val="en_US" w:bidi="en_US"/>
-        </w:rPr>
-      </w:r>
-    </w:p>
-    <w:p>
-      <w:r/>
-    </w:p>
-    <w:p>
-      <w:r>
-        <w:t>&lt;image: https://cdn.aquifer.bible/aquifer-content/resources/FIAImages/yoke.jpg&gt;</w:t>
+      <w:r>
+        <w:drawing>
+          <wp:inline xmlns:a="http://schemas.openxmlformats.org/drawingml/2006/main" xmlns:pic="http://schemas.openxmlformats.org/drawingml/2006/picture">
+            <wp:extent cx="6096000" cy="4066032"/>
+            <wp:docPr id="3" name="Picture 3"/>
+            <wp:cNvGraphicFramePr>
+              <a:graphicFrameLocks noChangeAspect="1"/>
+            </wp:cNvGraphicFramePr>
+            <a:graphic>
+              <a:graphicData uri="http://schemas.openxmlformats.org/drawingml/2006/picture">
+                <pic:pic>
+                  <pic:nvPicPr>
+                    <pic:cNvPr id="0" name="image.jpg"/>
+                    <pic:cNvPicPr/>
+                  </pic:nvPicPr>
+                  <pic:blipFill>
+                    <a:blip r:embed="rId17"/>
+                    <a:stretch>
+                      <a:fillRect/>
+                    </a:stretch>
+                  </pic:blipFill>
+                  <pic:spPr>
+                    <a:xfrm>
+                      <a:off x="0" y="0"/>
+                      <a:ext cx="6096000" cy="4066032"/>
+                    </a:xfrm>
+                    <a:prstGeom prst="rect"/>
+                  </pic:spPr>
+                </pic:pic>
+              </a:graphicData>
+            </a:graphic>
+          </wp:inline>
+        </w:drawing>
       </w:r>
     </w:p>
     <w:p>
@@ -696,6 +532,348 @@
         <w:rPr>
           <w:lang w:val="en_US" w:bidi="en_US"/>
         </w:rPr>
+        <w:t>Yogurt</w:t>
+      </w:r>
+      <w:r>
+        <w:rPr>
+          <w:lang w:val="en_US" w:bidi="en_US"/>
+        </w:rPr>
+      </w:r>
+    </w:p>
+    <w:p>
+      <w:pPr>
+        <w:pStyle w:val="Heading4"/>
+      </w:pPr>
+      <w:r>
+        <w:rPr>
+          <w:lang w:val="en_US" w:bidi="en_US"/>
+        </w:rPr>
+        <w:t>Image Content</w:t>
+      </w:r>
+      <w:r>
+        <w:rPr>
+          <w:lang w:val="en_US" w:bidi="en_US"/>
+        </w:rPr>
+      </w:r>
+    </w:p>
+    <w:p>
+      <w:pPr/>
+      <w:r>
+        <w:rPr>
+          <w:lang w:val="en_US" w:bidi="en_US"/>
+        </w:rPr>
+      </w:r>
+    </w:p>
+    <w:p>
+      <w:r>
+        <w:drawing>
+          <wp:inline xmlns:a="http://schemas.openxmlformats.org/drawingml/2006/main" xmlns:pic="http://schemas.openxmlformats.org/drawingml/2006/picture">
+            <wp:extent cx="6096000" cy="4066032"/>
+            <wp:docPr id="4" name="Picture 4"/>
+            <wp:cNvGraphicFramePr>
+              <a:graphicFrameLocks noChangeAspect="1"/>
+            </wp:cNvGraphicFramePr>
+            <a:graphic>
+              <a:graphicData uri="http://schemas.openxmlformats.org/drawingml/2006/picture">
+                <pic:pic>
+                  <pic:nvPicPr>
+                    <pic:cNvPr id="0" name="image.jpg"/>
+                    <pic:cNvPicPr/>
+                  </pic:nvPicPr>
+                  <pic:blipFill>
+                    <a:blip r:embed="rId19"/>
+                    <a:stretch>
+                      <a:fillRect/>
+                    </a:stretch>
+                  </pic:blipFill>
+                  <pic:spPr>
+                    <a:xfrm>
+                      <a:off x="0" y="0"/>
+                      <a:ext cx="6096000" cy="4066032"/>
+                    </a:xfrm>
+                    <a:prstGeom prst="rect"/>
+                  </pic:spPr>
+                </pic:pic>
+              </a:graphicData>
+            </a:graphic>
+          </wp:inline>
+        </w:drawing>
+      </w:r>
+    </w:p>
+    <w:p>
+      <w:pPr/>
+      <w:r>
+        <w:rPr>
+          <w:lang w:val="en_US" w:bidi="en_US"/>
+        </w:rPr>
+      </w:r>
+      <w:hyperlink r:id="rId20">
+        <w:r>
+          <w:rPr>
+            <w:lang w:val="en_US" w:bidi="en_US"/>
+          </w:rPr>
+          <w:rPr>
+            <w:color w:val="0000EE"/>
+            <w:u w:val="single"/>
+          </w:rPr>
+          <w:t>link</w:t>
+        </w:r>
+      </w:hyperlink>
+      <w:r>
+        <w:rPr>
+          <w:lang w:val="en_US" w:bidi="en_US"/>
+        </w:rPr>
+      </w:r>
+      <w:r>
+        <w:rPr>
+          <w:lang w:val="en_US" w:bidi="en_US"/>
+        </w:rPr>
+      </w:r>
+    </w:p>
+    <w:p>
+      <w:pPr/>
+      <w:r>
+        <w:rPr>
+          <w:lang w:val="en_US" w:bidi="en_US"/>
+        </w:rPr>
+      </w:r>
+    </w:p>
+    <w:p>
+      <w:pPr>
+        <w:pStyle w:val="Heading2"/>
+      </w:pPr>
+      <w:r>
+        <w:rPr>
+          <w:lang w:val="en_US" w:bidi="en_US"/>
+        </w:rPr>
+        <w:t>Yoke</w:t>
+      </w:r>
+      <w:r>
+        <w:rPr>
+          <w:lang w:val="en_US" w:bidi="en_US"/>
+        </w:rPr>
+      </w:r>
+    </w:p>
+    <w:p>
+      <w:pPr>
+        <w:pStyle w:val="Heading4"/>
+      </w:pPr>
+      <w:r>
+        <w:rPr>
+          <w:lang w:val="en_US" w:bidi="en_US"/>
+        </w:rPr>
+        <w:t>Image Content</w:t>
+      </w:r>
+      <w:r>
+        <w:rPr>
+          <w:lang w:val="en_US" w:bidi="en_US"/>
+        </w:rPr>
+      </w:r>
+    </w:p>
+    <w:p>
+      <w:pPr/>
+      <w:r>
+        <w:rPr>
+          <w:lang w:val="en_US" w:bidi="en_US"/>
+        </w:rPr>
+      </w:r>
+    </w:p>
+    <w:p>
+      <w:r>
+        <w:drawing>
+          <wp:inline xmlns:a="http://schemas.openxmlformats.org/drawingml/2006/main" xmlns:pic="http://schemas.openxmlformats.org/drawingml/2006/picture">
+            <wp:extent cx="6096000" cy="4035552"/>
+            <wp:docPr id="5" name="Picture 5"/>
+            <wp:cNvGraphicFramePr>
+              <a:graphicFrameLocks noChangeAspect="1"/>
+            </wp:cNvGraphicFramePr>
+            <a:graphic>
+              <a:graphicData uri="http://schemas.openxmlformats.org/drawingml/2006/picture">
+                <pic:pic>
+                  <pic:nvPicPr>
+                    <pic:cNvPr id="0" name="image.jpg"/>
+                    <pic:cNvPicPr/>
+                  </pic:nvPicPr>
+                  <pic:blipFill>
+                    <a:blip r:embed="rId21"/>
+                    <a:stretch>
+                      <a:fillRect/>
+                    </a:stretch>
+                  </pic:blipFill>
+                  <pic:spPr>
+                    <a:xfrm>
+                      <a:off x="0" y="0"/>
+                      <a:ext cx="6096000" cy="4035552"/>
+                    </a:xfrm>
+                    <a:prstGeom prst="rect"/>
+                  </pic:spPr>
+                </pic:pic>
+              </a:graphicData>
+            </a:graphic>
+          </wp:inline>
+        </w:drawing>
+      </w:r>
+    </w:p>
+    <w:p>
+      <w:pPr/>
+      <w:r>
+        <w:rPr>
+          <w:lang w:val="en_US" w:bidi="en_US"/>
+        </w:rPr>
+      </w:r>
+      <w:hyperlink r:id="rId22">
+        <w:r>
+          <w:rPr>
+            <w:lang w:val="en_US" w:bidi="en_US"/>
+          </w:rPr>
+          <w:rPr>
+            <w:color w:val="0000EE"/>
+            <w:u w:val="single"/>
+          </w:rPr>
+          <w:t>link</w:t>
+        </w:r>
+      </w:hyperlink>
+      <w:r>
+        <w:rPr>
+          <w:lang w:val="en_US" w:bidi="en_US"/>
+        </w:rPr>
+      </w:r>
+      <w:r>
+        <w:rPr>
+          <w:lang w:val="en_US" w:bidi="en_US"/>
+        </w:rPr>
+      </w:r>
+    </w:p>
+    <w:p>
+      <w:pPr/>
+      <w:r>
+        <w:rPr>
+          <w:lang w:val="en_US" w:bidi="en_US"/>
+        </w:rPr>
+      </w:r>
+    </w:p>
+    <w:p>
+      <w:pPr>
+        <w:pStyle w:val="Heading2"/>
+      </w:pPr>
+      <w:r>
+        <w:rPr>
+          <w:lang w:val="en_US" w:bidi="en_US"/>
+        </w:rPr>
+        <w:t>Yoke</w:t>
+      </w:r>
+      <w:r>
+        <w:rPr>
+          <w:lang w:val="en_US" w:bidi="en_US"/>
+        </w:rPr>
+      </w:r>
+    </w:p>
+    <w:p>
+      <w:pPr>
+        <w:pStyle w:val="Heading4"/>
+      </w:pPr>
+      <w:r>
+        <w:rPr>
+          <w:lang w:val="en_US" w:bidi="en_US"/>
+        </w:rPr>
+        <w:t>Image Content</w:t>
+      </w:r>
+      <w:r>
+        <w:rPr>
+          <w:lang w:val="en_US" w:bidi="en_US"/>
+        </w:rPr>
+      </w:r>
+    </w:p>
+    <w:p>
+      <w:pPr/>
+      <w:r>
+        <w:rPr>
+          <w:lang w:val="en_US" w:bidi="en_US"/>
+        </w:rPr>
+      </w:r>
+    </w:p>
+    <w:p>
+      <w:r>
+        <w:drawing>
+          <wp:inline xmlns:a="http://schemas.openxmlformats.org/drawingml/2006/main" xmlns:pic="http://schemas.openxmlformats.org/drawingml/2006/picture">
+            <wp:extent cx="6096000" cy="4572000"/>
+            <wp:docPr id="6" name="Picture 6"/>
+            <wp:cNvGraphicFramePr>
+              <a:graphicFrameLocks noChangeAspect="1"/>
+            </wp:cNvGraphicFramePr>
+            <a:graphic>
+              <a:graphicData uri="http://schemas.openxmlformats.org/drawingml/2006/picture">
+                <pic:pic>
+                  <pic:nvPicPr>
+                    <pic:cNvPr id="0" name="image.jpg"/>
+                    <pic:cNvPicPr/>
+                  </pic:nvPicPr>
+                  <pic:blipFill>
+                    <a:blip r:embed="rId23"/>
+                    <a:stretch>
+                      <a:fillRect/>
+                    </a:stretch>
+                  </pic:blipFill>
+                  <pic:spPr>
+                    <a:xfrm>
+                      <a:off x="0" y="0"/>
+                      <a:ext cx="6096000" cy="4572000"/>
+                    </a:xfrm>
+                    <a:prstGeom prst="rect"/>
+                  </pic:spPr>
+                </pic:pic>
+              </a:graphicData>
+            </a:graphic>
+          </wp:inline>
+        </w:drawing>
+      </w:r>
+    </w:p>
+    <w:p>
+      <w:pPr/>
+      <w:r>
+        <w:rPr>
+          <w:lang w:val="en_US" w:bidi="en_US"/>
+        </w:rPr>
+      </w:r>
+      <w:hyperlink r:id="rId24">
+        <w:r>
+          <w:rPr>
+            <w:lang w:val="en_US" w:bidi="en_US"/>
+          </w:rPr>
+          <w:rPr>
+            <w:color w:val="0000EE"/>
+            <w:u w:val="single"/>
+          </w:rPr>
+          <w:t>link</w:t>
+        </w:r>
+      </w:hyperlink>
+      <w:r>
+        <w:rPr>
+          <w:lang w:val="en_US" w:bidi="en_US"/>
+        </w:rPr>
+      </w:r>
+      <w:r>
+        <w:rPr>
+          <w:lang w:val="en_US" w:bidi="en_US"/>
+        </w:rPr>
+      </w:r>
+    </w:p>
+    <w:p>
+      <w:pPr/>
+      <w:r>
+        <w:rPr>
+          <w:lang w:val="en_US" w:bidi="en_US"/>
+        </w:rPr>
+      </w:r>
+    </w:p>
+    <w:p>
+      <w:pPr>
+        <w:pStyle w:val="Heading2"/>
+      </w:pPr>
+      <w:r>
+        <w:rPr>
+          <w:lang w:val="en_US" w:bidi="en_US"/>
+        </w:rPr>
         <w:t>Young Donkey</w:t>
       </w:r>
       <w:r>
@@ -714,6 +892,11 @@
         </w:rPr>
         <w:t>Image Content</w:t>
       </w:r>
+      <w:r>
+        <w:rPr>
+          <w:lang w:val="en_US" w:bidi="en_US"/>
+        </w:rPr>
+      </w:r>
     </w:p>
     <w:p>
       <w:pPr/>
@@ -724,11 +907,39 @@
       </w:r>
     </w:p>
     <w:p>
-      <w:r/>
-    </w:p>
-    <w:p>
-      <w:r>
-        <w:t>&lt;image: https://cdn.aquifer.bible/aquifer-content/resources/FIAImages/young-donkey.jpg&gt;</w:t>
+      <w:r>
+        <w:drawing>
+          <wp:inline xmlns:a="http://schemas.openxmlformats.org/drawingml/2006/main" xmlns:pic="http://schemas.openxmlformats.org/drawingml/2006/picture">
+            <wp:extent cx="6096000" cy="4090416"/>
+            <wp:docPr id="7" name="Picture 7"/>
+            <wp:cNvGraphicFramePr>
+              <a:graphicFrameLocks noChangeAspect="1"/>
+            </wp:cNvGraphicFramePr>
+            <a:graphic>
+              <a:graphicData uri="http://schemas.openxmlformats.org/drawingml/2006/picture">
+                <pic:pic>
+                  <pic:nvPicPr>
+                    <pic:cNvPr id="0" name="image.jpg"/>
+                    <pic:cNvPicPr/>
+                  </pic:nvPicPr>
+                  <pic:blipFill>
+                    <a:blip r:embed="rId25"/>
+                    <a:stretch>
+                      <a:fillRect/>
+                    </a:stretch>
+                  </pic:blipFill>
+                  <pic:spPr>
+                    <a:xfrm>
+                      <a:off x="0" y="0"/>
+                      <a:ext cx="6096000" cy="4090416"/>
+                    </a:xfrm>
+                    <a:prstGeom prst="rect"/>
+                  </pic:spPr>
+                </pic:pic>
+              </a:graphicData>
+            </a:graphic>
+          </wp:inline>
+        </w:drawing>
       </w:r>
     </w:p>
     <w:p>
@@ -738,7 +949,1147 @@
           <w:lang w:val="en_US" w:bidi="en_US"/>
         </w:rPr>
       </w:r>
-      <w:hyperlink r:id="rId19">
+      <w:hyperlink r:id="rId26">
+        <w:r>
+          <w:rPr>
+            <w:lang w:val="en_US" w:bidi="en_US"/>
+          </w:rPr>
+          <w:rPr>
+            <w:color w:val="0000EE"/>
+            <w:u w:val="single"/>
+          </w:rPr>
+          <w:t>link</w:t>
+        </w:r>
+      </w:hyperlink>
+      <w:r>
+        <w:rPr>
+          <w:lang w:val="en_US" w:bidi="en_US"/>
+        </w:rPr>
+      </w:r>
+      <w:r>
+        <w:rPr>
+          <w:lang w:val="en_US" w:bidi="en_US"/>
+        </w:rPr>
+      </w:r>
+    </w:p>
+    <w:p>
+      <w:pPr/>
+      <w:r>
+        <w:rPr>
+          <w:lang w:val="en_US" w:bidi="en_US"/>
+        </w:rPr>
+      </w:r>
+    </w:p>
+    <w:p>
+      <w:pPr>
+        <w:pStyle w:val="Heading2"/>
+      </w:pPr>
+      <w:r>
+        <w:rPr>
+          <w:lang w:val="en_US" w:bidi="en_US"/>
+        </w:rPr>
+        <w:t>Young Donkey</w:t>
+      </w:r>
+      <w:r>
+        <w:rPr>
+          <w:lang w:val="en_US" w:bidi="en_US"/>
+        </w:rPr>
+      </w:r>
+    </w:p>
+    <w:p>
+      <w:pPr>
+        <w:pStyle w:val="Heading4"/>
+      </w:pPr>
+      <w:r>
+        <w:rPr>
+          <w:lang w:val="en_US" w:bidi="en_US"/>
+        </w:rPr>
+        <w:t>Image Content</w:t>
+      </w:r>
+      <w:r>
+        <w:rPr>
+          <w:lang w:val="en_US" w:bidi="en_US"/>
+        </w:rPr>
+      </w:r>
+    </w:p>
+    <w:p>
+      <w:pPr/>
+      <w:r>
+        <w:rPr>
+          <w:lang w:val="en_US" w:bidi="en_US"/>
+        </w:rPr>
+      </w:r>
+    </w:p>
+    <w:p>
+      <w:r>
+        <w:drawing>
+          <wp:inline xmlns:a="http://schemas.openxmlformats.org/drawingml/2006/main" xmlns:pic="http://schemas.openxmlformats.org/drawingml/2006/picture">
+            <wp:extent cx="6096000" cy="4090416"/>
+            <wp:docPr id="8" name="Picture 8"/>
+            <wp:cNvGraphicFramePr>
+              <a:graphicFrameLocks noChangeAspect="1"/>
+            </wp:cNvGraphicFramePr>
+            <a:graphic>
+              <a:graphicData uri="http://schemas.openxmlformats.org/drawingml/2006/picture">
+                <pic:pic>
+                  <pic:nvPicPr>
+                    <pic:cNvPr id="0" name="image.jpg"/>
+                    <pic:cNvPicPr/>
+                  </pic:nvPicPr>
+                  <pic:blipFill>
+                    <a:blip r:embed="rId27"/>
+                    <a:stretch>
+                      <a:fillRect/>
+                    </a:stretch>
+                  </pic:blipFill>
+                  <pic:spPr>
+                    <a:xfrm>
+                      <a:off x="0" y="0"/>
+                      <a:ext cx="6096000" cy="4090416"/>
+                    </a:xfrm>
+                    <a:prstGeom prst="rect"/>
+                  </pic:spPr>
+                </pic:pic>
+              </a:graphicData>
+            </a:graphic>
+          </wp:inline>
+        </w:drawing>
+      </w:r>
+    </w:p>
+    <w:p>
+      <w:pPr/>
+      <w:r>
+        <w:rPr>
+          <w:lang w:val="en_US" w:bidi="en_US"/>
+        </w:rPr>
+      </w:r>
+      <w:hyperlink r:id="rId28">
+        <w:r>
+          <w:rPr>
+            <w:lang w:val="en_US" w:bidi="en_US"/>
+          </w:rPr>
+          <w:rPr>
+            <w:color w:val="0000EE"/>
+            <w:u w:val="single"/>
+          </w:rPr>
+          <w:t>link</w:t>
+        </w:r>
+      </w:hyperlink>
+      <w:r>
+        <w:rPr>
+          <w:lang w:val="en_US" w:bidi="en_US"/>
+        </w:rPr>
+      </w:r>
+      <w:r>
+        <w:rPr>
+          <w:lang w:val="en_US" w:bidi="en_US"/>
+        </w:rPr>
+      </w:r>
+    </w:p>
+    <w:p>
+      <w:pPr/>
+      <w:r>
+        <w:rPr>
+          <w:lang w:val="en_US" w:bidi="en_US"/>
+        </w:rPr>
+      </w:r>
+    </w:p>
+    <w:p>
+      <w:pPr>
+        <w:pStyle w:val="Heading2"/>
+      </w:pPr>
+      <w:r>
+        <w:rPr>
+          <w:lang w:val="en_US" w:bidi="en_US"/>
+        </w:rPr>
+        <w:t>Young Donkey</w:t>
+      </w:r>
+      <w:r>
+        <w:rPr>
+          <w:lang w:val="en_US" w:bidi="en_US"/>
+        </w:rPr>
+      </w:r>
+    </w:p>
+    <w:p>
+      <w:pPr>
+        <w:pStyle w:val="Heading4"/>
+      </w:pPr>
+      <w:r>
+        <w:rPr>
+          <w:lang w:val="en_US" w:bidi="en_US"/>
+        </w:rPr>
+        <w:t>Image Content</w:t>
+      </w:r>
+      <w:r>
+        <w:rPr>
+          <w:lang w:val="en_US" w:bidi="en_US"/>
+        </w:rPr>
+      </w:r>
+    </w:p>
+    <w:p>
+      <w:pPr/>
+      <w:r>
+        <w:rPr>
+          <w:lang w:val="en_US" w:bidi="en_US"/>
+        </w:rPr>
+      </w:r>
+    </w:p>
+    <w:p>
+      <w:r>
+        <w:drawing>
+          <wp:inline xmlns:a="http://schemas.openxmlformats.org/drawingml/2006/main" xmlns:pic="http://schemas.openxmlformats.org/drawingml/2006/picture">
+            <wp:extent cx="6096000" cy="4090416"/>
+            <wp:docPr id="9" name="Picture 9"/>
+            <wp:cNvGraphicFramePr>
+              <a:graphicFrameLocks noChangeAspect="1"/>
+            </wp:cNvGraphicFramePr>
+            <a:graphic>
+              <a:graphicData uri="http://schemas.openxmlformats.org/drawingml/2006/picture">
+                <pic:pic>
+                  <pic:nvPicPr>
+                    <pic:cNvPr id="0" name="image.jpg"/>
+                    <pic:cNvPicPr/>
+                  </pic:nvPicPr>
+                  <pic:blipFill>
+                    <a:blip r:embed="rId29"/>
+                    <a:stretch>
+                      <a:fillRect/>
+                    </a:stretch>
+                  </pic:blipFill>
+                  <pic:spPr>
+                    <a:xfrm>
+                      <a:off x="0" y="0"/>
+                      <a:ext cx="6096000" cy="4090416"/>
+                    </a:xfrm>
+                    <a:prstGeom prst="rect"/>
+                  </pic:spPr>
+                </pic:pic>
+              </a:graphicData>
+            </a:graphic>
+          </wp:inline>
+        </w:drawing>
+      </w:r>
+    </w:p>
+    <w:p>
+      <w:pPr/>
+      <w:r>
+        <w:rPr>
+          <w:lang w:val="en_US" w:bidi="en_US"/>
+        </w:rPr>
+      </w:r>
+      <w:hyperlink r:id="rId30">
+        <w:r>
+          <w:rPr>
+            <w:lang w:val="en_US" w:bidi="en_US"/>
+          </w:rPr>
+          <w:rPr>
+            <w:color w:val="0000EE"/>
+            <w:u w:val="single"/>
+          </w:rPr>
+          <w:t>link</w:t>
+        </w:r>
+      </w:hyperlink>
+      <w:r>
+        <w:rPr>
+          <w:lang w:val="en_US" w:bidi="en_US"/>
+        </w:rPr>
+      </w:r>
+      <w:r>
+        <w:rPr>
+          <w:lang w:val="en_US" w:bidi="en_US"/>
+        </w:rPr>
+      </w:r>
+    </w:p>
+    <w:p>
+      <w:pPr/>
+      <w:r>
+        <w:rPr>
+          <w:lang w:val="en_US" w:bidi="en_US"/>
+        </w:rPr>
+      </w:r>
+    </w:p>
+    <w:p>
+      <w:pPr>
+        <w:pStyle w:val="Heading2"/>
+      </w:pPr>
+      <w:r>
+        <w:rPr>
+          <w:lang w:val="en_US" w:bidi="en_US"/>
+        </w:rPr>
+        <w:t>Young Lion</w:t>
+      </w:r>
+      <w:r>
+        <w:rPr>
+          <w:lang w:val="en_US" w:bidi="en_US"/>
+        </w:rPr>
+      </w:r>
+    </w:p>
+    <w:p>
+      <w:pPr>
+        <w:pStyle w:val="Heading4"/>
+      </w:pPr>
+      <w:r>
+        <w:rPr>
+          <w:lang w:val="en_US" w:bidi="en_US"/>
+        </w:rPr>
+        <w:t>Image Content</w:t>
+      </w:r>
+      <w:r>
+        <w:rPr>
+          <w:lang w:val="en_US" w:bidi="en_US"/>
+        </w:rPr>
+      </w:r>
+    </w:p>
+    <w:p>
+      <w:pPr/>
+      <w:r>
+        <w:rPr>
+          <w:lang w:val="en_US" w:bidi="en_US"/>
+        </w:rPr>
+      </w:r>
+    </w:p>
+    <w:p>
+      <w:r>
+        <w:drawing>
+          <wp:inline xmlns:a="http://schemas.openxmlformats.org/drawingml/2006/main" xmlns:pic="http://schemas.openxmlformats.org/drawingml/2006/picture">
+            <wp:extent cx="6096000" cy="3432048"/>
+            <wp:docPr id="10" name="Picture 10"/>
+            <wp:cNvGraphicFramePr>
+              <a:graphicFrameLocks noChangeAspect="1"/>
+            </wp:cNvGraphicFramePr>
+            <a:graphic>
+              <a:graphicData uri="http://schemas.openxmlformats.org/drawingml/2006/picture">
+                <pic:pic>
+                  <pic:nvPicPr>
+                    <pic:cNvPr id="0" name="image.jpg"/>
+                    <pic:cNvPicPr/>
+                  </pic:nvPicPr>
+                  <pic:blipFill>
+                    <a:blip r:embed="rId31"/>
+                    <a:stretch>
+                      <a:fillRect/>
+                    </a:stretch>
+                  </pic:blipFill>
+                  <pic:spPr>
+                    <a:xfrm>
+                      <a:off x="0" y="0"/>
+                      <a:ext cx="6096000" cy="3432048"/>
+                    </a:xfrm>
+                    <a:prstGeom prst="rect"/>
+                  </pic:spPr>
+                </pic:pic>
+              </a:graphicData>
+            </a:graphic>
+          </wp:inline>
+        </w:drawing>
+      </w:r>
+    </w:p>
+    <w:p>
+      <w:pPr/>
+      <w:r>
+        <w:rPr>
+          <w:lang w:val="en_US" w:bidi="en_US"/>
+        </w:rPr>
+      </w:r>
+      <w:hyperlink r:id="rId32">
+        <w:r>
+          <w:rPr>
+            <w:lang w:val="en_US" w:bidi="en_US"/>
+          </w:rPr>
+          <w:rPr>
+            <w:color w:val="0000EE"/>
+            <w:u w:val="single"/>
+          </w:rPr>
+          <w:t>link</w:t>
+        </w:r>
+      </w:hyperlink>
+      <w:r>
+        <w:rPr>
+          <w:lang w:val="en_US" w:bidi="en_US"/>
+        </w:rPr>
+      </w:r>
+      <w:r>
+        <w:rPr>
+          <w:lang w:val="en_US" w:bidi="en_US"/>
+        </w:rPr>
+      </w:r>
+    </w:p>
+    <w:p>
+      <w:pPr/>
+      <w:r>
+        <w:rPr>
+          <w:lang w:val="en_US" w:bidi="en_US"/>
+        </w:rPr>
+      </w:r>
+    </w:p>
+    <w:p>
+      <w:pPr>
+        <w:pStyle w:val="Heading2"/>
+      </w:pPr>
+      <w:r>
+        <w:rPr>
+          <w:lang w:val="en_US" w:bidi="en_US"/>
+        </w:rPr>
+        <w:t>Young Lion</w:t>
+      </w:r>
+      <w:r>
+        <w:rPr>
+          <w:lang w:val="en_US" w:bidi="en_US"/>
+        </w:rPr>
+      </w:r>
+    </w:p>
+    <w:p>
+      <w:pPr>
+        <w:pStyle w:val="Heading4"/>
+      </w:pPr>
+      <w:r>
+        <w:rPr>
+          <w:lang w:val="en_US" w:bidi="en_US"/>
+        </w:rPr>
+        <w:t>Image Content</w:t>
+      </w:r>
+      <w:r>
+        <w:rPr>
+          <w:lang w:val="en_US" w:bidi="en_US"/>
+        </w:rPr>
+      </w:r>
+    </w:p>
+    <w:p>
+      <w:pPr/>
+      <w:r>
+        <w:rPr>
+          <w:lang w:val="en_US" w:bidi="en_US"/>
+        </w:rPr>
+      </w:r>
+    </w:p>
+    <w:p>
+      <w:r>
+        <w:drawing>
+          <wp:inline xmlns:a="http://schemas.openxmlformats.org/drawingml/2006/main" xmlns:pic="http://schemas.openxmlformats.org/drawingml/2006/picture">
+            <wp:extent cx="6096000" cy="3115056"/>
+            <wp:docPr id="11" name="Picture 11"/>
+            <wp:cNvGraphicFramePr>
+              <a:graphicFrameLocks noChangeAspect="1"/>
+            </wp:cNvGraphicFramePr>
+            <a:graphic>
+              <a:graphicData uri="http://schemas.openxmlformats.org/drawingml/2006/picture">
+                <pic:pic>
+                  <pic:nvPicPr>
+                    <pic:cNvPr id="0" name="image.jpg"/>
+                    <pic:cNvPicPr/>
+                  </pic:nvPicPr>
+                  <pic:blipFill>
+                    <a:blip r:embed="rId33"/>
+                    <a:stretch>
+                      <a:fillRect/>
+                    </a:stretch>
+                  </pic:blipFill>
+                  <pic:spPr>
+                    <a:xfrm>
+                      <a:off x="0" y="0"/>
+                      <a:ext cx="6096000" cy="3115056"/>
+                    </a:xfrm>
+                    <a:prstGeom prst="rect"/>
+                  </pic:spPr>
+                </pic:pic>
+              </a:graphicData>
+            </a:graphic>
+          </wp:inline>
+        </w:drawing>
+      </w:r>
+    </w:p>
+    <w:p>
+      <w:pPr/>
+      <w:r>
+        <w:rPr>
+          <w:lang w:val="en_US" w:bidi="en_US"/>
+        </w:rPr>
+      </w:r>
+      <w:hyperlink r:id="rId34">
+        <w:r>
+          <w:rPr>
+            <w:lang w:val="en_US" w:bidi="en_US"/>
+          </w:rPr>
+          <w:rPr>
+            <w:color w:val="0000EE"/>
+            <w:u w:val="single"/>
+          </w:rPr>
+          <w:t>link</w:t>
+        </w:r>
+      </w:hyperlink>
+      <w:r>
+        <w:rPr>
+          <w:lang w:val="en_US" w:bidi="en_US"/>
+        </w:rPr>
+      </w:r>
+      <w:r>
+        <w:rPr>
+          <w:lang w:val="en_US" w:bidi="en_US"/>
+        </w:rPr>
+      </w:r>
+    </w:p>
+    <w:p>
+      <w:pPr/>
+      <w:r>
+        <w:rPr>
+          <w:lang w:val="en_US" w:bidi="en_US"/>
+        </w:rPr>
+      </w:r>
+    </w:p>
+    <w:p>
+      <w:pPr>
+        <w:pStyle w:val="Heading2"/>
+      </w:pPr>
+      <w:r>
+        <w:rPr>
+          <w:lang w:val="en_US" w:bidi="en_US"/>
+        </w:rPr>
+        <w:t>Young Lion</w:t>
+      </w:r>
+      <w:r>
+        <w:rPr>
+          <w:lang w:val="en_US" w:bidi="en_US"/>
+        </w:rPr>
+      </w:r>
+    </w:p>
+    <w:p>
+      <w:pPr>
+        <w:pStyle w:val="Heading4"/>
+      </w:pPr>
+      <w:r>
+        <w:rPr>
+          <w:lang w:val="en_US" w:bidi="en_US"/>
+        </w:rPr>
+        <w:t>Image Content</w:t>
+      </w:r>
+      <w:r>
+        <w:rPr>
+          <w:lang w:val="en_US" w:bidi="en_US"/>
+        </w:rPr>
+      </w:r>
+    </w:p>
+    <w:p>
+      <w:pPr/>
+      <w:r>
+        <w:rPr>
+          <w:lang w:val="en_US" w:bidi="en_US"/>
+        </w:rPr>
+      </w:r>
+    </w:p>
+    <w:p>
+      <w:r>
+        <w:drawing>
+          <wp:inline xmlns:a="http://schemas.openxmlformats.org/drawingml/2006/main" xmlns:pic="http://schemas.openxmlformats.org/drawingml/2006/picture">
+            <wp:extent cx="6096000" cy="4066032"/>
+            <wp:docPr id="12" name="Picture 12"/>
+            <wp:cNvGraphicFramePr>
+              <a:graphicFrameLocks noChangeAspect="1"/>
+            </wp:cNvGraphicFramePr>
+            <a:graphic>
+              <a:graphicData uri="http://schemas.openxmlformats.org/drawingml/2006/picture">
+                <pic:pic>
+                  <pic:nvPicPr>
+                    <pic:cNvPr id="0" name="image.jpg"/>
+                    <pic:cNvPicPr/>
+                  </pic:nvPicPr>
+                  <pic:blipFill>
+                    <a:blip r:embed="rId35"/>
+                    <a:stretch>
+                      <a:fillRect/>
+                    </a:stretch>
+                  </pic:blipFill>
+                  <pic:spPr>
+                    <a:xfrm>
+                      <a:off x="0" y="0"/>
+                      <a:ext cx="6096000" cy="4066032"/>
+                    </a:xfrm>
+                    <a:prstGeom prst="rect"/>
+                  </pic:spPr>
+                </pic:pic>
+              </a:graphicData>
+            </a:graphic>
+          </wp:inline>
+        </w:drawing>
+      </w:r>
+    </w:p>
+    <w:p>
+      <w:pPr/>
+      <w:r>
+        <w:rPr>
+          <w:lang w:val="en_US" w:bidi="en_US"/>
+        </w:rPr>
+      </w:r>
+      <w:hyperlink r:id="rId36">
+        <w:r>
+          <w:rPr>
+            <w:lang w:val="en_US" w:bidi="en_US"/>
+          </w:rPr>
+          <w:rPr>
+            <w:color w:val="0000EE"/>
+            <w:u w:val="single"/>
+          </w:rPr>
+          <w:t>link</w:t>
+        </w:r>
+      </w:hyperlink>
+      <w:r>
+        <w:rPr>
+          <w:lang w:val="en_US" w:bidi="en_US"/>
+        </w:rPr>
+      </w:r>
+      <w:r>
+        <w:rPr>
+          <w:lang w:val="en_US" w:bidi="en_US"/>
+        </w:rPr>
+      </w:r>
+    </w:p>
+    <w:p>
+      <w:pPr/>
+      <w:r>
+        <w:rPr>
+          <w:lang w:val="en_US" w:bidi="en_US"/>
+        </w:rPr>
+      </w:r>
+    </w:p>
+    <w:p>
+      <w:pPr>
+        <w:pStyle w:val="Heading2"/>
+      </w:pPr>
+      <w:r>
+        <w:rPr>
+          <w:lang w:val="en_US" w:bidi="en_US"/>
+        </w:rPr>
+        <w:t>Young Lion</w:t>
+      </w:r>
+      <w:r>
+        <w:rPr>
+          <w:lang w:val="en_US" w:bidi="en_US"/>
+        </w:rPr>
+      </w:r>
+    </w:p>
+    <w:p>
+      <w:pPr>
+        <w:pStyle w:val="Heading4"/>
+      </w:pPr>
+      <w:r>
+        <w:rPr>
+          <w:lang w:val="en_US" w:bidi="en_US"/>
+        </w:rPr>
+        <w:t>Image Content</w:t>
+      </w:r>
+      <w:r>
+        <w:rPr>
+          <w:lang w:val="en_US" w:bidi="en_US"/>
+        </w:rPr>
+      </w:r>
+    </w:p>
+    <w:p>
+      <w:pPr/>
+      <w:r>
+        <w:rPr>
+          <w:lang w:val="en_US" w:bidi="en_US"/>
+        </w:rPr>
+      </w:r>
+    </w:p>
+    <w:p>
+      <w:r>
+        <w:drawing>
+          <wp:inline xmlns:a="http://schemas.openxmlformats.org/drawingml/2006/main" xmlns:pic="http://schemas.openxmlformats.org/drawingml/2006/picture">
+            <wp:extent cx="6096000" cy="4572000"/>
+            <wp:docPr id="13" name="Picture 13"/>
+            <wp:cNvGraphicFramePr>
+              <a:graphicFrameLocks noChangeAspect="1"/>
+            </wp:cNvGraphicFramePr>
+            <a:graphic>
+              <a:graphicData uri="http://schemas.openxmlformats.org/drawingml/2006/picture">
+                <pic:pic>
+                  <pic:nvPicPr>
+                    <pic:cNvPr id="0" name="image.jpg"/>
+                    <pic:cNvPicPr/>
+                  </pic:nvPicPr>
+                  <pic:blipFill>
+                    <a:blip r:embed="rId37"/>
+                    <a:stretch>
+                      <a:fillRect/>
+                    </a:stretch>
+                  </pic:blipFill>
+                  <pic:spPr>
+                    <a:xfrm>
+                      <a:off x="0" y="0"/>
+                      <a:ext cx="6096000" cy="4572000"/>
+                    </a:xfrm>
+                    <a:prstGeom prst="rect"/>
+                  </pic:spPr>
+                </pic:pic>
+              </a:graphicData>
+            </a:graphic>
+          </wp:inline>
+        </w:drawing>
+      </w:r>
+    </w:p>
+    <w:p>
+      <w:pPr/>
+      <w:r>
+        <w:rPr>
+          <w:lang w:val="en_US" w:bidi="en_US"/>
+        </w:rPr>
+      </w:r>
+      <w:hyperlink r:id="rId38">
+        <w:r>
+          <w:rPr>
+            <w:lang w:val="en_US" w:bidi="en_US"/>
+          </w:rPr>
+          <w:rPr>
+            <w:color w:val="0000EE"/>
+            <w:u w:val="single"/>
+          </w:rPr>
+          <w:t>link</w:t>
+        </w:r>
+      </w:hyperlink>
+      <w:r>
+        <w:rPr>
+          <w:lang w:val="en_US" w:bidi="en_US"/>
+        </w:rPr>
+      </w:r>
+      <w:r>
+        <w:rPr>
+          <w:lang w:val="en_US" w:bidi="en_US"/>
+        </w:rPr>
+      </w:r>
+    </w:p>
+    <w:p>
+      <w:pPr/>
+      <w:r>
+        <w:rPr>
+          <w:lang w:val="en_US" w:bidi="en_US"/>
+        </w:rPr>
+      </w:r>
+    </w:p>
+    <w:p>
+      <w:pPr>
+        <w:pStyle w:val="Heading2"/>
+      </w:pPr>
+      <w:r>
+        <w:rPr>
+          <w:lang w:val="en_US" w:bidi="en_US"/>
+        </w:rPr>
+        <w:t>Young Spelt Plants</w:t>
+      </w:r>
+      <w:r>
+        <w:rPr>
+          <w:lang w:val="en_US" w:bidi="en_US"/>
+        </w:rPr>
+      </w:r>
+    </w:p>
+    <w:p>
+      <w:pPr>
+        <w:pStyle w:val="Heading4"/>
+      </w:pPr>
+      <w:r>
+        <w:rPr>
+          <w:lang w:val="en_US" w:bidi="en_US"/>
+        </w:rPr>
+        <w:t>Image Content</w:t>
+      </w:r>
+      <w:r>
+        <w:rPr>
+          <w:lang w:val="en_US" w:bidi="en_US"/>
+        </w:rPr>
+      </w:r>
+    </w:p>
+    <w:p>
+      <w:pPr/>
+      <w:r>
+        <w:rPr>
+          <w:lang w:val="en_US" w:bidi="en_US"/>
+        </w:rPr>
+      </w:r>
+    </w:p>
+    <w:p>
+      <w:r>
+        <w:drawing>
+          <wp:inline xmlns:a="http://schemas.openxmlformats.org/drawingml/2006/main" xmlns:pic="http://schemas.openxmlformats.org/drawingml/2006/picture">
+            <wp:extent cx="6096000" cy="4572000"/>
+            <wp:docPr id="14" name="Picture 14"/>
+            <wp:cNvGraphicFramePr>
+              <a:graphicFrameLocks noChangeAspect="1"/>
+            </wp:cNvGraphicFramePr>
+            <a:graphic>
+              <a:graphicData uri="http://schemas.openxmlformats.org/drawingml/2006/picture">
+                <pic:pic>
+                  <pic:nvPicPr>
+                    <pic:cNvPr id="0" name="image.jpg"/>
+                    <pic:cNvPicPr/>
+                  </pic:nvPicPr>
+                  <pic:blipFill>
+                    <a:blip r:embed="rId39"/>
+                    <a:stretch>
+                      <a:fillRect/>
+                    </a:stretch>
+                  </pic:blipFill>
+                  <pic:spPr>
+                    <a:xfrm>
+                      <a:off x="0" y="0"/>
+                      <a:ext cx="6096000" cy="4572000"/>
+                    </a:xfrm>
+                    <a:prstGeom prst="rect"/>
+                  </pic:spPr>
+                </pic:pic>
+              </a:graphicData>
+            </a:graphic>
+          </wp:inline>
+        </w:drawing>
+      </w:r>
+    </w:p>
+    <w:p>
+      <w:pPr/>
+      <w:r>
+        <w:rPr>
+          <w:lang w:val="en_US" w:bidi="en_US"/>
+        </w:rPr>
+      </w:r>
+      <w:hyperlink r:id="rId40">
+        <w:r>
+          <w:rPr>
+            <w:lang w:val="en_US" w:bidi="en_US"/>
+          </w:rPr>
+          <w:rPr>
+            <w:color w:val="0000EE"/>
+            <w:u w:val="single"/>
+          </w:rPr>
+          <w:t>link</w:t>
+        </w:r>
+      </w:hyperlink>
+      <w:r>
+        <w:rPr>
+          <w:lang w:val="en_US" w:bidi="en_US"/>
+        </w:rPr>
+      </w:r>
+      <w:r>
+        <w:rPr>
+          <w:lang w:val="en_US" w:bidi="en_US"/>
+        </w:rPr>
+      </w:r>
+    </w:p>
+    <w:p>
+      <w:pPr/>
+      <w:r>
+        <w:rPr>
+          <w:lang w:val="en_US" w:bidi="en_US"/>
+        </w:rPr>
+      </w:r>
+    </w:p>
+    <w:p>
+      <w:pPr>
+        <w:pStyle w:val="Heading2"/>
+      </w:pPr>
+      <w:r>
+        <w:rPr>
+          <w:lang w:val="en_US" w:bidi="en_US"/>
+        </w:rPr>
+        <w:t>Young Wheat Plants</w:t>
+      </w:r>
+      <w:r>
+        <w:rPr>
+          <w:lang w:val="en_US" w:bidi="en_US"/>
+        </w:rPr>
+      </w:r>
+    </w:p>
+    <w:p>
+      <w:pPr>
+        <w:pStyle w:val="Heading4"/>
+      </w:pPr>
+      <w:r>
+        <w:rPr>
+          <w:lang w:val="en_US" w:bidi="en_US"/>
+        </w:rPr>
+        <w:t>Image Content</w:t>
+      </w:r>
+      <w:r>
+        <w:rPr>
+          <w:lang w:val="en_US" w:bidi="en_US"/>
+        </w:rPr>
+      </w:r>
+    </w:p>
+    <w:p>
+      <w:pPr/>
+      <w:r>
+        <w:rPr>
+          <w:lang w:val="en_US" w:bidi="en_US"/>
+        </w:rPr>
+      </w:r>
+    </w:p>
+    <w:p>
+      <w:r>
+        <w:drawing>
+          <wp:inline xmlns:a="http://schemas.openxmlformats.org/drawingml/2006/main" xmlns:pic="http://schemas.openxmlformats.org/drawingml/2006/picture">
+            <wp:extent cx="6096000" cy="4572000"/>
+            <wp:docPr id="15" name="Picture 15"/>
+            <wp:cNvGraphicFramePr>
+              <a:graphicFrameLocks noChangeAspect="1"/>
+            </wp:cNvGraphicFramePr>
+            <a:graphic>
+              <a:graphicData uri="http://schemas.openxmlformats.org/drawingml/2006/picture">
+                <pic:pic>
+                  <pic:nvPicPr>
+                    <pic:cNvPr id="0" name="image.jpg"/>
+                    <pic:cNvPicPr/>
+                  </pic:nvPicPr>
+                  <pic:blipFill>
+                    <a:blip r:embed="rId41"/>
+                    <a:stretch>
+                      <a:fillRect/>
+                    </a:stretch>
+                  </pic:blipFill>
+                  <pic:spPr>
+                    <a:xfrm>
+                      <a:off x="0" y="0"/>
+                      <a:ext cx="6096000" cy="4572000"/>
+                    </a:xfrm>
+                    <a:prstGeom prst="rect"/>
+                  </pic:spPr>
+                </pic:pic>
+              </a:graphicData>
+            </a:graphic>
+          </wp:inline>
+        </w:drawing>
+      </w:r>
+    </w:p>
+    <w:p>
+      <w:pPr/>
+      <w:r>
+        <w:rPr>
+          <w:lang w:val="en_US" w:bidi="en_US"/>
+        </w:rPr>
+      </w:r>
+      <w:hyperlink r:id="rId42">
+        <w:r>
+          <w:rPr>
+            <w:lang w:val="en_US" w:bidi="en_US"/>
+          </w:rPr>
+          <w:rPr>
+            <w:color w:val="0000EE"/>
+            <w:u w:val="single"/>
+          </w:rPr>
+          <w:t>link</w:t>
+        </w:r>
+      </w:hyperlink>
+      <w:r>
+        <w:rPr>
+          <w:lang w:val="en_US" w:bidi="en_US"/>
+        </w:rPr>
+      </w:r>
+      <w:r>
+        <w:rPr>
+          <w:lang w:val="en_US" w:bidi="en_US"/>
+        </w:rPr>
+      </w:r>
+    </w:p>
+    <w:p>
+      <w:pPr/>
+      <w:r>
+        <w:rPr>
+          <w:lang w:val="en_US" w:bidi="en_US"/>
+        </w:rPr>
+      </w:r>
+    </w:p>
+    <w:p>
+      <w:pPr>
+        <w:pStyle w:val="Heading2"/>
+      </w:pPr>
+      <w:r>
+        <w:rPr>
+          <w:lang w:val="en_US" w:bidi="en_US"/>
+        </w:rPr>
+        <w:t>Young Wheat Plants</w:t>
+      </w:r>
+      <w:r>
+        <w:rPr>
+          <w:lang w:val="en_US" w:bidi="en_US"/>
+        </w:rPr>
+      </w:r>
+    </w:p>
+    <w:p>
+      <w:pPr>
+        <w:pStyle w:val="Heading4"/>
+      </w:pPr>
+      <w:r>
+        <w:rPr>
+          <w:lang w:val="en_US" w:bidi="en_US"/>
+        </w:rPr>
+        <w:t>Image Content</w:t>
+      </w:r>
+      <w:r>
+        <w:rPr>
+          <w:lang w:val="en_US" w:bidi="en_US"/>
+        </w:rPr>
+      </w:r>
+    </w:p>
+    <w:p>
+      <w:pPr/>
+      <w:r>
+        <w:rPr>
+          <w:lang w:val="en_US" w:bidi="en_US"/>
+        </w:rPr>
+      </w:r>
+    </w:p>
+    <w:p>
+      <w:r>
+        <w:drawing>
+          <wp:inline xmlns:a="http://schemas.openxmlformats.org/drawingml/2006/main" xmlns:pic="http://schemas.openxmlformats.org/drawingml/2006/picture">
+            <wp:extent cx="6096000" cy="4066032"/>
+            <wp:docPr id="16" name="Picture 16"/>
+            <wp:cNvGraphicFramePr>
+              <a:graphicFrameLocks noChangeAspect="1"/>
+            </wp:cNvGraphicFramePr>
+            <a:graphic>
+              <a:graphicData uri="http://schemas.openxmlformats.org/drawingml/2006/picture">
+                <pic:pic>
+                  <pic:nvPicPr>
+                    <pic:cNvPr id="0" name="image.jpg"/>
+                    <pic:cNvPicPr/>
+                  </pic:nvPicPr>
+                  <pic:blipFill>
+                    <a:blip r:embed="rId43"/>
+                    <a:stretch>
+                      <a:fillRect/>
+                    </a:stretch>
+                  </pic:blipFill>
+                  <pic:spPr>
+                    <a:xfrm>
+                      <a:off x="0" y="0"/>
+                      <a:ext cx="6096000" cy="4066032"/>
+                    </a:xfrm>
+                    <a:prstGeom prst="rect"/>
+                  </pic:spPr>
+                </pic:pic>
+              </a:graphicData>
+            </a:graphic>
+          </wp:inline>
+        </w:drawing>
+      </w:r>
+    </w:p>
+    <w:p>
+      <w:pPr/>
+      <w:r>
+        <w:rPr>
+          <w:lang w:val="en_US" w:bidi="en_US"/>
+        </w:rPr>
+      </w:r>
+      <w:hyperlink r:id="rId44">
+        <w:r>
+          <w:rPr>
+            <w:lang w:val="en_US" w:bidi="en_US"/>
+          </w:rPr>
+          <w:rPr>
+            <w:color w:val="0000EE"/>
+            <w:u w:val="single"/>
+          </w:rPr>
+          <w:t>link</w:t>
+        </w:r>
+      </w:hyperlink>
+      <w:r>
+        <w:rPr>
+          <w:lang w:val="en_US" w:bidi="en_US"/>
+        </w:rPr>
+      </w:r>
+      <w:r>
+        <w:rPr>
+          <w:lang w:val="en_US" w:bidi="en_US"/>
+        </w:rPr>
+      </w:r>
+    </w:p>
+    <w:p>
+      <w:pPr/>
+      <w:r>
+        <w:rPr>
+          <w:lang w:val="en_US" w:bidi="en_US"/>
+        </w:rPr>
+      </w:r>
+    </w:p>
+    <w:p>
+      <w:pPr>
+        <w:pStyle w:val="Heading2"/>
+      </w:pPr>
+      <w:r>
+        <w:rPr>
+          <w:lang w:val="en_US" w:bidi="en_US"/>
+        </w:rPr>
+        <w:t>Young Wheat Plants</w:t>
+      </w:r>
+      <w:r>
+        <w:rPr>
+          <w:lang w:val="en_US" w:bidi="en_US"/>
+        </w:rPr>
+      </w:r>
+    </w:p>
+    <w:p>
+      <w:pPr>
+        <w:pStyle w:val="Heading4"/>
+      </w:pPr>
+      <w:r>
+        <w:rPr>
+          <w:lang w:val="en_US" w:bidi="en_US"/>
+        </w:rPr>
+        <w:t>Image Content</w:t>
+      </w:r>
+      <w:r>
+        <w:rPr>
+          <w:lang w:val="en_US" w:bidi="en_US"/>
+        </w:rPr>
+      </w:r>
+    </w:p>
+    <w:p>
+      <w:pPr/>
+      <w:r>
+        <w:rPr>
+          <w:lang w:val="en_US" w:bidi="en_US"/>
+        </w:rPr>
+      </w:r>
+    </w:p>
+    <w:p>
+      <w:r>
+        <w:drawing>
+          <wp:inline xmlns:a="http://schemas.openxmlformats.org/drawingml/2006/main" xmlns:pic="http://schemas.openxmlformats.org/drawingml/2006/picture">
+            <wp:extent cx="6096000" cy="9208459"/>
+            <wp:docPr id="17" name="Picture 17"/>
+            <wp:cNvGraphicFramePr>
+              <a:graphicFrameLocks noChangeAspect="1"/>
+            </wp:cNvGraphicFramePr>
+            <a:graphic>
+              <a:graphicData uri="http://schemas.openxmlformats.org/drawingml/2006/picture">
+                <pic:pic>
+                  <pic:nvPicPr>
+                    <pic:cNvPr id="0" name="image.jpg"/>
+                    <pic:cNvPicPr/>
+                  </pic:nvPicPr>
+                  <pic:blipFill>
+                    <a:blip r:embed="rId45"/>
+                    <a:stretch>
+                      <a:fillRect/>
+                    </a:stretch>
+                  </pic:blipFill>
+                  <pic:spPr>
+                    <a:xfrm>
+                      <a:off x="0" y="0"/>
+                      <a:ext cx="6096000" cy="9208459"/>
+                    </a:xfrm>
+                    <a:prstGeom prst="rect"/>
+                  </pic:spPr>
+                </pic:pic>
+              </a:graphicData>
+            </a:graphic>
+          </wp:inline>
+        </w:drawing>
+      </w:r>
+    </w:p>
+    <w:p>
+      <w:pPr/>
+      <w:r>
+        <w:rPr>
+          <w:lang w:val="en_US" w:bidi="en_US"/>
+        </w:rPr>
+      </w:r>
+      <w:hyperlink r:id="rId46">
         <w:r>
           <w:rPr>
             <w:lang w:val="en_US" w:bidi="en_US"/>
